--- a/Report and PPT/Project_Report_2210990014_2210990064.docx
+++ b/Report and PPT/Project_Report_2210990014_2210990064.docx
@@ -535,6 +535,32 @@
         </w:rPr>
         <w:t xml:space="preserve"> </w:t>
       </w:r>
+      <w:r>
+        <w:rPr>
+          <w:b/>
+          <w:color w:val="000000"/>
+        </w:rPr>
+        <w:tab/>
+        <w:t xml:space="preserve">    Assistant Professor</w:t>
+      </w:r>
+    </w:p>
+    <w:p>
+      <w:pPr>
+        <w:widowControl w:val="0"/>
+        <w:pBdr>
+          <w:top w:val="nil"/>
+          <w:left w:val="nil"/>
+          <w:bottom w:val="nil"/>
+          <w:right w:val="nil"/>
+          <w:between w:val="nil"/>
+        </w:pBdr>
+        <w:spacing w:before="235"/>
+        <w:ind w:left="6480"/>
+        <w:rPr>
+          <w:b/>
+          <w:color w:val="000000"/>
+        </w:rPr>
+      </w:pPr>
       <w:r>
         <w:rPr>
           <w:b/>
@@ -769,6 +795,7 @@
           <w:b/>
           <w:color w:val="000000"/>
         </w:rPr>
+        <w:lastRenderedPageBreak/>
         <w:t>CHITKARA UNIVERSITY</w:t>
       </w:r>
       <w:r>
@@ -814,7 +841,6 @@
           <w:szCs w:val="32"/>
           <w:u w:val="single"/>
         </w:rPr>
-        <w:lastRenderedPageBreak/>
         <w:t>CONTENTS</w:t>
       </w:r>
     </w:p>
@@ -2524,7 +2550,6 @@
           <w:szCs w:val="32"/>
           <w:u w:val="single"/>
         </w:rPr>
-        <w:lastRenderedPageBreak/>
         <w:t>DECLARATION</w:t>
       </w:r>
     </w:p>
@@ -2864,11 +2889,20 @@
         <w:t>Takkar</w:t>
       </w:r>
       <w:proofErr w:type="spellEnd"/>
-      <w:r>
+    </w:p>
+    <w:p>
+      <w:pPr>
+        <w:spacing w:line="360" w:lineRule="auto"/>
+        <w:jc w:val="both"/>
         <w:rPr>
           <w:spacing w:val="-16"/>
         </w:rPr>
-        <w:tab/>
+      </w:pPr>
+      <w:r>
+        <w:rPr>
+          <w:spacing w:val="-16"/>
+        </w:rPr>
+        <w:t>Assistant Professor</w:t>
       </w:r>
       <w:r>
         <w:rPr>
@@ -3090,7 +3124,6 @@
           <w:szCs w:val="32"/>
           <w:u w:val="single"/>
         </w:rPr>
-        <w:lastRenderedPageBreak/>
         <w:t>ACKNOWLEDGEMENT</w:t>
       </w:r>
     </w:p>
@@ -13251,28 +13284,28 @@
 </file>
 
 <file path=customXml/item1.xml><?xml version="1.0" encoding="utf-8"?>
+<b:Sources xmlns:b="http://schemas.openxmlformats.org/officeDocument/2006/bibliography" xmlns="http://schemas.openxmlformats.org/officeDocument/2006/bibliography" SelectedStyle="/APASixthEditionOfficeOnline.xsl" StyleName="APA" Version="6"/>
+</file>
+
+<file path=customXml/item2.xml><?xml version="1.0" encoding="utf-8"?>
 <go:gDocsCustomXmlDataStorage xmlns:go="http://customooxmlschemas.google.com/" xmlns:r="http://schemas.openxmlformats.org/officeDocument/2006/relationships">
   <go:docsCustomData xmlns:go="http://customooxmlschemas.google.com/" roundtripDataSignature="AMtx7mjyyKhgxXR1W+a1sApGS0yo4p4nuA==">AMUW2mXODAuIlku6UnZoMC1X8MJIMOs5o93IlqNrACY1U6HRPO5eNQGtMNNJ4rILNfoo99j4Kmtf/nvF+mjDp6ptdLlot1/WDDpg19s3IhkD9wwtNS6PjTZzN2XIc69HV9m5XuwEL+BX71Y1TPMfzA+RfaX6HIYJbe5e4ceYHq4OpEIIiK3reo0DBOm1ZqVOO/BcQM8Alxf+lBs2vVxMLZlDJ41QRAEGYR6iNEUv6gCOrqZoRVf761w=</go:docsCustomData>
 </go:gDocsCustomXmlDataStorage>
 </file>
 
-<file path=customXml/item2.xml><?xml version="1.0" encoding="utf-8"?>
-<b:Sources xmlns:b="http://schemas.openxmlformats.org/officeDocument/2006/bibliography" xmlns="http://schemas.openxmlformats.org/officeDocument/2006/bibliography" SelectedStyle="/APASixthEditionOfficeOnline.xsl" StyleName="APA" Version="6"/>
+<file path=customXml/itemProps1.xml><?xml version="1.0" encoding="utf-8"?>
+<ds:datastoreItem xmlns:ds="http://schemas.openxmlformats.org/officeDocument/2006/customXml" ds:itemID="{06FF0162-8029-B24A-9426-50497AC2683E}">
+  <ds:schemaRefs>
+    <ds:schemaRef ds:uri="http://schemas.openxmlformats.org/officeDocument/2006/bibliography"/>
+  </ds:schemaRefs>
+</ds:datastoreItem>
 </file>
 
-<file path=customXml/itemProps1.xml><?xml version="1.0" encoding="utf-8"?>
+<file path=customXml/itemProps2.xml><?xml version="1.0" encoding="utf-8"?>
 <ds:datastoreItem xmlns:ds="http://schemas.openxmlformats.org/officeDocument/2006/customXml" ds:itemID="{11111111-1234-1234-1234-123412341234}">
   <ds:schemaRefs>
     <ds:schemaRef ds:uri="http://customooxmlschemas.google.com/"/>
     <ds:schemaRef ds:uri="http://schemas.openxmlformats.org/officeDocument/2006/relationships"/>
   </ds:schemaRefs>
 </ds:datastoreItem>
-</file>
-
-<file path=customXml/itemProps2.xml><?xml version="1.0" encoding="utf-8"?>
-<ds:datastoreItem xmlns:ds="http://schemas.openxmlformats.org/officeDocument/2006/customXml" ds:itemID="{06FF0162-8029-B24A-9426-50497AC2683E}">
-  <ds:schemaRefs>
-    <ds:schemaRef ds:uri="http://schemas.openxmlformats.org/officeDocument/2006/bibliography"/>
-  </ds:schemaRefs>
-</ds:datastoreItem>
 </file>
--- a/Report and PPT/Project_Report_2210990014_2210990064.docx
+++ b/Report and PPT/Project_Report_2210990014_2210990064.docx
@@ -3130,6 +3130,7 @@
     <w:p>
       <w:pPr>
         <w:pStyle w:val="NormalWeb"/>
+        <w:jc w:val="both"/>
       </w:pPr>
       <w:r>
         <w:t xml:space="preserve">We would like to express our sincere gratitude to all those who supported us throughout the completion of our project titled </w:t>
@@ -3144,6 +3145,7 @@
     <w:p>
       <w:pPr>
         <w:pStyle w:val="NormalWeb"/>
+        <w:jc w:val="both"/>
       </w:pPr>
       <w:r>
         <w:t xml:space="preserve">First and foremost, we would like to thank our project mentor </w:t>
@@ -3161,6 +3163,7 @@
     <w:p>
       <w:pPr>
         <w:pStyle w:val="NormalWeb"/>
+        <w:jc w:val="both"/>
       </w:pPr>
       <w:r>
         <w:t xml:space="preserve">We are also thankful to the </w:t>
@@ -3180,6 +3183,7 @@
     <w:p>
       <w:pPr>
         <w:pStyle w:val="NormalWeb"/>
+        <w:jc w:val="both"/>
       </w:pPr>
       <w:r>
         <w:t>We would like to extend our gratitude to all faculty members and our peers who supported us with their suggestions and feedback during the course of this work.</w:t>
@@ -3188,14 +3192,7 @@
     <w:p>
       <w:pPr>
         <w:pStyle w:val="NormalWeb"/>
-      </w:pPr>
-      <w:r>
-        <w:t>Finally, we are grateful to our families and friends for their unwavering support, encouragement, and motivation throughout the project duration.</w:t>
-      </w:r>
-    </w:p>
-    <w:p>
-      <w:pPr>
-        <w:pStyle w:val="NormalWeb"/>
+        <w:jc w:val="both"/>
       </w:pPr>
       <w:r>
         <w:t xml:space="preserve">This project has been a valuable learning experience for us, enhancing our technical skills and providing practical exposure to </w:t>
@@ -4520,6 +4517,7 @@
     <w:p>
       <w:pPr>
         <w:pStyle w:val="NormalWeb"/>
+        <w:jc w:val="both"/>
       </w:pPr>
       <w:r>
         <w:t xml:space="preserve">In today’s digital environment, software systems and web applications are expected to serve a large number of users simultaneously while maintaining high availability, reliability, and performance. As the number of concurrent users increases, system resources such as CPU, memory, and network bandwidth experience higher loads, which may lead to increased response times, reduced throughput, and possible system failures. Therefore, </w:t>
@@ -4539,6 +4537,7 @@
     <w:p>
       <w:pPr>
         <w:pStyle w:val="NormalWeb"/>
+        <w:jc w:val="both"/>
       </w:pPr>
       <w:r>
         <w:t xml:space="preserve">Traditional load testing tools such as </w:t>
@@ -4613,6 +4612,7 @@
     <w:p>
       <w:pPr>
         <w:pStyle w:val="NormalWeb"/>
+        <w:jc w:val="both"/>
       </w:pPr>
       <w:r>
         <w:t xml:space="preserve">With the rapid advancement of </w:t>
@@ -4678,6 +4678,7 @@
     <w:p>
       <w:pPr>
         <w:pStyle w:val="NormalWeb"/>
+        <w:jc w:val="both"/>
       </w:pPr>
       <w:r>
         <w:t>This project proposes an</w:t>
@@ -4802,6 +4803,7 @@
     <w:p>
       <w:pPr>
         <w:pStyle w:val="NormalWeb"/>
+        <w:jc w:val="both"/>
       </w:pPr>
       <w:r>
         <w:t xml:space="preserve">The trained models serve as a </w:t>
@@ -4840,6 +4842,7 @@
     <w:p>
       <w:pPr>
         <w:pStyle w:val="NormalWeb"/>
+        <w:jc w:val="both"/>
       </w:pPr>
       <w:r>
         <w:t>The objective of this project is to create an intelligent load testing framework that not only evaluates current system performance but also predicts future failures and performance bottlenecks. By integrating AI with load testing, the proposed framework helps developers improve system reliability, optimize resources, and reduce the risks associated with unexpected service failures in high-traffic applications.</w:t>
@@ -4847,6 +4850,7 @@
     </w:p>
     <w:p>
       <w:pPr>
+        <w:jc w:val="both"/>
         <w:rPr>
           <w:b/>
           <w:sz w:val="32"/>
@@ -4857,7 +4861,7 @@
     </w:p>
     <w:p>
       <w:pPr>
-        <w:jc w:val="center"/>
+        <w:jc w:val="both"/>
         <w:rPr>
           <w:b/>
           <w:sz w:val="32"/>
@@ -4873,6 +4877,7 @@
           <w:ilvl w:val="0"/>
           <w:numId w:val="14"/>
         </w:numPr>
+        <w:jc w:val="both"/>
         <w:rPr>
           <w:rFonts w:ascii="Times New Roman" w:hAnsi="Times New Roman"/>
           <w:b/>
@@ -4900,10 +4905,15 @@
         <w:tab/>
       </w:r>
     </w:p>
-    <w:p/>
+    <w:p>
+      <w:pPr>
+        <w:jc w:val="both"/>
+      </w:pPr>
+    </w:p>
     <w:p>
       <w:pPr>
         <w:spacing w:before="100" w:beforeAutospacing="1" w:after="100" w:afterAutospacing="1"/>
+        <w:jc w:val="both"/>
         <w:outlineLvl w:val="1"/>
       </w:pPr>
       <w:r>
@@ -4924,6 +4934,7 @@
     <w:p>
       <w:pPr>
         <w:spacing w:before="100" w:beforeAutospacing="1" w:after="100" w:afterAutospacing="1"/>
+        <w:jc w:val="both"/>
         <w:outlineLvl w:val="1"/>
         <w:rPr>
           <w:b/>
@@ -4945,6 +4956,7 @@
     <w:p>
       <w:pPr>
         <w:pStyle w:val="Heading2"/>
+        <w:jc w:val="both"/>
         <w:rPr>
           <w:b w:val="0"/>
           <w:bCs/>
@@ -5053,6 +5065,7 @@
     <w:p>
       <w:pPr>
         <w:pStyle w:val="Heading2"/>
+        <w:jc w:val="both"/>
         <w:rPr>
           <w:sz w:val="28"/>
           <w:szCs w:val="28"/>
@@ -5072,6 +5085,7 @@
     <w:p>
       <w:pPr>
         <w:pStyle w:val="NormalWeb"/>
+        <w:jc w:val="both"/>
       </w:pPr>
       <w:r>
         <w:t>During load testing, important performance metrics are recorded, including:</w:t>
@@ -5084,6 +5098,7 @@
           <w:numId w:val="16"/>
         </w:numPr>
         <w:spacing w:before="100" w:beforeAutospacing="1" w:after="100" w:afterAutospacing="1"/>
+        <w:jc w:val="both"/>
         <w:rPr>
           <w:b/>
           <w:bCs/>
@@ -5112,6 +5127,7 @@
           <w:numId w:val="16"/>
         </w:numPr>
         <w:spacing w:before="100" w:beforeAutospacing="1" w:after="100" w:afterAutospacing="1"/>
+        <w:jc w:val="both"/>
         <w:rPr>
           <w:b/>
           <w:bCs/>
@@ -5140,6 +5156,7 @@
           <w:numId w:val="16"/>
         </w:numPr>
         <w:spacing w:before="100" w:beforeAutospacing="1" w:after="100" w:afterAutospacing="1"/>
+        <w:jc w:val="both"/>
         <w:rPr>
           <w:b/>
           <w:bCs/>
@@ -5168,6 +5185,7 @@
           <w:numId w:val="16"/>
         </w:numPr>
         <w:spacing w:before="100" w:beforeAutospacing="1" w:after="100" w:afterAutospacing="1"/>
+        <w:jc w:val="both"/>
         <w:rPr>
           <w:b/>
           <w:bCs/>
@@ -5192,6 +5210,7 @@
     <w:p>
       <w:pPr>
         <w:pStyle w:val="NormalWeb"/>
+        <w:jc w:val="both"/>
       </w:pPr>
       <w:r>
         <w:t>These metrics are stored in a dataset for further analysis and model training.</w:t>
@@ -5200,6 +5219,7 @@
     <w:p>
       <w:pPr>
         <w:pStyle w:val="Heading2"/>
+        <w:jc w:val="both"/>
         <w:rPr>
           <w:sz w:val="28"/>
           <w:szCs w:val="28"/>
@@ -5219,6 +5239,7 @@
     <w:p>
       <w:pPr>
         <w:pStyle w:val="NormalWeb"/>
+        <w:jc w:val="both"/>
       </w:pPr>
       <w:r>
         <w:t xml:space="preserve">Additional features such as </w:t>
@@ -5271,6 +5292,7 @@
     <w:p>
       <w:pPr>
         <w:pStyle w:val="Heading2"/>
+        <w:jc w:val="both"/>
         <w:rPr>
           <w:sz w:val="28"/>
           <w:szCs w:val="28"/>
@@ -5290,6 +5312,7 @@
     <w:p>
       <w:pPr>
         <w:pStyle w:val="NormalWeb"/>
+        <w:jc w:val="both"/>
       </w:pPr>
       <w:r>
         <w:t xml:space="preserve">The processed dataset is used to train machine learning models such as </w:t>
@@ -5338,6 +5361,7 @@
     <w:p>
       <w:pPr>
         <w:pStyle w:val="NormalWeb"/>
+        <w:jc w:val="both"/>
       </w:pPr>
       <w:r>
         <w:t xml:space="preserve">For failure prediction, </w:t>
@@ -5357,6 +5381,7 @@
     <w:p>
       <w:pPr>
         <w:pStyle w:val="Heading2"/>
+        <w:jc w:val="both"/>
         <w:rPr>
           <w:sz w:val="28"/>
           <w:szCs w:val="28"/>
@@ -5376,6 +5401,7 @@
     <w:p>
       <w:pPr>
         <w:pStyle w:val="NormalWeb"/>
+        <w:jc w:val="both"/>
       </w:pPr>
       <w:r>
         <w:t xml:space="preserve">The framework uses </w:t>
@@ -5407,6 +5433,7 @@
     <w:p>
       <w:pPr>
         <w:pStyle w:val="Heading2"/>
+        <w:jc w:val="both"/>
         <w:rPr>
           <w:sz w:val="28"/>
           <w:szCs w:val="28"/>
@@ -5427,6 +5454,7 @@
     <w:p>
       <w:pPr>
         <w:pStyle w:val="NormalWeb"/>
+        <w:jc w:val="both"/>
       </w:pPr>
       <w:r>
         <w:t xml:space="preserve">The trained machine learning models act as a </w:t>
@@ -5466,6 +5494,7 @@
     <w:p>
       <w:pPr>
         <w:pStyle w:val="Heading2"/>
+        <w:jc w:val="both"/>
         <w:rPr>
           <w:sz w:val="28"/>
           <w:szCs w:val="28"/>
@@ -5485,6 +5514,7 @@
     <w:p>
       <w:pPr>
         <w:pStyle w:val="NormalWeb"/>
+        <w:jc w:val="both"/>
       </w:pPr>
       <w:r>
         <w:t xml:space="preserve">The outputs are </w:t>
@@ -5544,144 +5574,157 @@
     <w:p>
       <w:pPr>
         <w:pStyle w:val="NormalWeb"/>
-      </w:pPr>
-    </w:p>
-    <w:p/>
-    <w:p/>
-    <w:p>
-      <w:pPr>
-        <w:jc w:val="center"/>
-      </w:pPr>
-    </w:p>
-    <w:p>
-      <w:pPr>
-        <w:jc w:val="center"/>
-      </w:pPr>
-    </w:p>
-    <w:p>
-      <w:pPr>
-        <w:jc w:val="center"/>
-      </w:pPr>
-    </w:p>
-    <w:p>
-      <w:pPr>
-        <w:jc w:val="center"/>
-      </w:pPr>
-    </w:p>
-    <w:p>
-      <w:pPr>
-        <w:jc w:val="center"/>
-      </w:pPr>
-    </w:p>
-    <w:p>
-      <w:pPr>
-        <w:jc w:val="center"/>
-      </w:pPr>
-    </w:p>
-    <w:p>
-      <w:pPr>
-        <w:jc w:val="center"/>
-      </w:pPr>
-    </w:p>
-    <w:p>
-      <w:pPr>
-        <w:jc w:val="center"/>
-      </w:pPr>
-    </w:p>
-    <w:p>
-      <w:pPr>
-        <w:jc w:val="center"/>
-      </w:pPr>
-    </w:p>
-    <w:p>
-      <w:pPr>
-        <w:jc w:val="center"/>
-      </w:pPr>
-    </w:p>
-    <w:p>
-      <w:pPr>
-        <w:jc w:val="center"/>
-      </w:pPr>
-    </w:p>
-    <w:p>
-      <w:pPr>
-        <w:jc w:val="center"/>
-      </w:pPr>
-    </w:p>
-    <w:p>
-      <w:pPr>
-        <w:jc w:val="center"/>
-      </w:pPr>
-    </w:p>
-    <w:p>
-      <w:pPr>
-        <w:jc w:val="center"/>
-      </w:pPr>
-    </w:p>
-    <w:p>
-      <w:pPr>
-        <w:jc w:val="center"/>
-      </w:pPr>
-    </w:p>
-    <w:p>
-      <w:pPr>
-        <w:jc w:val="center"/>
-      </w:pPr>
-    </w:p>
-    <w:p>
-      <w:pPr>
-        <w:jc w:val="center"/>
-      </w:pPr>
-    </w:p>
-    <w:p>
-      <w:pPr>
-        <w:jc w:val="center"/>
-      </w:pPr>
-    </w:p>
-    <w:p>
-      <w:pPr>
-        <w:jc w:val="center"/>
-      </w:pPr>
-    </w:p>
-    <w:p>
-      <w:pPr>
-        <w:jc w:val="center"/>
-      </w:pPr>
-    </w:p>
-    <w:p>
-      <w:pPr>
-        <w:jc w:val="center"/>
-      </w:pPr>
-    </w:p>
-    <w:p>
-      <w:pPr>
-        <w:jc w:val="center"/>
-      </w:pPr>
-    </w:p>
-    <w:p>
-      <w:pPr>
-        <w:jc w:val="center"/>
-      </w:pPr>
-    </w:p>
-    <w:p>
-      <w:pPr>
-        <w:jc w:val="center"/>
-      </w:pPr>
-    </w:p>
-    <w:p>
-      <w:pPr>
-        <w:jc w:val="center"/>
-      </w:pPr>
-    </w:p>
-    <w:p>
-      <w:pPr>
-        <w:jc w:val="center"/>
-      </w:pPr>
-    </w:p>
-    <w:p/>
-    <w:p>
-      <w:pPr>
-        <w:jc w:val="center"/>
+        <w:jc w:val="both"/>
+      </w:pPr>
+    </w:p>
+    <w:p>
+      <w:pPr>
+        <w:jc w:val="both"/>
+      </w:pPr>
+    </w:p>
+    <w:p>
+      <w:pPr>
+        <w:jc w:val="both"/>
+      </w:pPr>
+    </w:p>
+    <w:p>
+      <w:pPr>
+        <w:jc w:val="both"/>
+      </w:pPr>
+    </w:p>
+    <w:p>
+      <w:pPr>
+        <w:jc w:val="both"/>
+      </w:pPr>
+    </w:p>
+    <w:p>
+      <w:pPr>
+        <w:jc w:val="both"/>
+      </w:pPr>
+    </w:p>
+    <w:p>
+      <w:pPr>
+        <w:jc w:val="both"/>
+      </w:pPr>
+    </w:p>
+    <w:p>
+      <w:pPr>
+        <w:jc w:val="both"/>
+      </w:pPr>
+    </w:p>
+    <w:p>
+      <w:pPr>
+        <w:jc w:val="both"/>
+      </w:pPr>
+    </w:p>
+    <w:p>
+      <w:pPr>
+        <w:jc w:val="both"/>
+      </w:pPr>
+    </w:p>
+    <w:p>
+      <w:pPr>
+        <w:jc w:val="both"/>
+      </w:pPr>
+    </w:p>
+    <w:p>
+      <w:pPr>
+        <w:jc w:val="both"/>
+      </w:pPr>
+    </w:p>
+    <w:p>
+      <w:pPr>
+        <w:jc w:val="both"/>
+      </w:pPr>
+    </w:p>
+    <w:p>
+      <w:pPr>
+        <w:jc w:val="both"/>
+      </w:pPr>
+    </w:p>
+    <w:p>
+      <w:pPr>
+        <w:jc w:val="both"/>
+      </w:pPr>
+    </w:p>
+    <w:p>
+      <w:pPr>
+        <w:jc w:val="both"/>
+      </w:pPr>
+    </w:p>
+    <w:p>
+      <w:pPr>
+        <w:jc w:val="both"/>
+      </w:pPr>
+    </w:p>
+    <w:p>
+      <w:pPr>
+        <w:jc w:val="both"/>
+      </w:pPr>
+    </w:p>
+    <w:p>
+      <w:pPr>
+        <w:jc w:val="both"/>
+      </w:pPr>
+    </w:p>
+    <w:p>
+      <w:pPr>
+        <w:jc w:val="both"/>
+      </w:pPr>
+    </w:p>
+    <w:p>
+      <w:pPr>
+        <w:jc w:val="both"/>
+      </w:pPr>
+    </w:p>
+    <w:p>
+      <w:pPr>
+        <w:jc w:val="both"/>
+      </w:pPr>
+    </w:p>
+    <w:p>
+      <w:pPr>
+        <w:jc w:val="both"/>
+      </w:pPr>
+    </w:p>
+    <w:p>
+      <w:pPr>
+        <w:jc w:val="both"/>
+      </w:pPr>
+    </w:p>
+    <w:p>
+      <w:pPr>
+        <w:jc w:val="both"/>
+      </w:pPr>
+    </w:p>
+    <w:p>
+      <w:pPr>
+        <w:jc w:val="both"/>
+      </w:pPr>
+    </w:p>
+    <w:p>
+      <w:pPr>
+        <w:jc w:val="both"/>
+      </w:pPr>
+    </w:p>
+    <w:p>
+      <w:pPr>
+        <w:jc w:val="both"/>
+      </w:pPr>
+    </w:p>
+    <w:p>
+      <w:pPr>
+        <w:jc w:val="both"/>
+      </w:pPr>
+    </w:p>
+    <w:p>
+      <w:pPr>
+        <w:jc w:val="both"/>
+      </w:pPr>
+    </w:p>
+    <w:p>
+      <w:pPr>
+        <w:jc w:val="both"/>
       </w:pPr>
     </w:p>
     <w:p>
@@ -5696,6 +5739,7 @@
         </w:pBdr>
         <w:spacing w:before="277" w:line="748" w:lineRule="auto"/>
         <w:ind w:left="9253" w:right="105" w:hanging="8741"/>
+        <w:jc w:val="both"/>
         <w:rPr>
           <w:b/>
           <w:color w:val="000000"/>
@@ -5709,6 +5753,7 @@
           <w:ilvl w:val="0"/>
           <w:numId w:val="14"/>
         </w:numPr>
+        <w:jc w:val="both"/>
         <w:rPr>
           <w:rFonts w:ascii="Times New Roman" w:hAnsi="Times New Roman"/>
           <w:b/>
@@ -5731,6 +5776,7 @@
       <w:pPr>
         <w:pStyle w:val="ListParagraph"/>
         <w:ind w:left="360"/>
+        <w:jc w:val="both"/>
         <w:rPr>
           <w:rFonts w:ascii="Times New Roman" w:hAnsi="Times New Roman"/>
           <w:b/>
@@ -5742,6 +5788,7 @@
     <w:p>
       <w:pPr>
         <w:spacing w:before="100" w:beforeAutospacing="1" w:after="100" w:afterAutospacing="1"/>
+        <w:jc w:val="both"/>
       </w:pPr>
       <w:r>
         <w:t xml:space="preserve">The development of the </w:t>
@@ -5816,11 +5863,13 @@
     <w:p>
       <w:pPr>
         <w:spacing w:before="100" w:beforeAutospacing="1" w:after="100" w:afterAutospacing="1"/>
+        <w:jc w:val="both"/>
       </w:pPr>
     </w:p>
     <w:p>
       <w:pPr>
         <w:spacing w:before="100" w:beforeAutospacing="1" w:after="100" w:afterAutospacing="1"/>
+        <w:jc w:val="both"/>
         <w:outlineLvl w:val="1"/>
         <w:rPr>
           <w:b/>
@@ -5842,6 +5891,7 @@
     <w:p>
       <w:pPr>
         <w:spacing w:before="100" w:beforeAutospacing="1" w:after="100" w:afterAutospacing="1"/>
+        <w:jc w:val="both"/>
       </w:pPr>
       <w:r>
         <w:rPr>
@@ -5857,6 +5907,7 @@
     <w:p>
       <w:pPr>
         <w:spacing w:before="100" w:beforeAutospacing="1" w:after="100" w:afterAutospacing="1"/>
+        <w:jc w:val="both"/>
         <w:outlineLvl w:val="1"/>
         <w:rPr>
           <w:b/>
@@ -5878,6 +5929,7 @@
     <w:p>
       <w:pPr>
         <w:spacing w:before="100" w:beforeAutospacing="1" w:after="100" w:afterAutospacing="1"/>
+        <w:jc w:val="both"/>
       </w:pPr>
       <w:r>
         <w:rPr>
@@ -5909,6 +5961,7 @@
     <w:p>
       <w:pPr>
         <w:spacing w:before="100" w:beforeAutospacing="1" w:after="100" w:afterAutospacing="1"/>
+        <w:jc w:val="both"/>
         <w:outlineLvl w:val="1"/>
         <w:rPr>
           <w:b/>
@@ -5961,6 +6014,7 @@
     <w:p>
       <w:pPr>
         <w:spacing w:before="100" w:beforeAutospacing="1" w:after="100" w:afterAutospacing="1"/>
+        <w:jc w:val="both"/>
       </w:pPr>
       <w:r>
         <w:t xml:space="preserve">The </w:t>
@@ -5985,6 +6039,7 @@
     <w:p>
       <w:pPr>
         <w:spacing w:before="100" w:beforeAutospacing="1" w:after="100" w:afterAutospacing="1"/>
+        <w:jc w:val="both"/>
         <w:outlineLvl w:val="1"/>
         <w:rPr>
           <w:b/>
@@ -6006,6 +6061,7 @@
     <w:p>
       <w:pPr>
         <w:spacing w:before="100" w:beforeAutospacing="1" w:after="100" w:afterAutospacing="1"/>
+        <w:jc w:val="both"/>
       </w:pPr>
       <w:r>
         <w:t>Pandas</w:t>
@@ -6017,6 +6073,7 @@
     <w:p>
       <w:pPr>
         <w:spacing w:before="100" w:beforeAutospacing="1" w:after="100" w:afterAutospacing="1"/>
+        <w:jc w:val="both"/>
         <w:outlineLvl w:val="1"/>
         <w:rPr>
           <w:b/>
@@ -6038,6 +6095,7 @@
     <w:p>
       <w:pPr>
         <w:spacing w:before="100" w:beforeAutospacing="1" w:after="100" w:afterAutospacing="1"/>
+        <w:jc w:val="both"/>
       </w:pPr>
       <w:r>
         <w:rPr>
@@ -6057,6 +6115,7 @@
           <w:numId w:val="17"/>
         </w:numPr>
         <w:spacing w:before="100" w:beforeAutospacing="1" w:after="100" w:afterAutospacing="1"/>
+        <w:jc w:val="both"/>
       </w:pPr>
       <w:r>
         <w:t xml:space="preserve">Gradient Boosting Regressor </w:t>
@@ -6069,6 +6128,7 @@
           <w:numId w:val="17"/>
         </w:numPr>
         <w:spacing w:before="100" w:beforeAutospacing="1" w:after="100" w:afterAutospacing="1"/>
+        <w:jc w:val="both"/>
       </w:pPr>
       <w:r>
         <w:t xml:space="preserve">Random Forest Regressor </w:t>
@@ -6081,6 +6141,7 @@
           <w:numId w:val="17"/>
         </w:numPr>
         <w:spacing w:before="100" w:beforeAutospacing="1" w:after="100" w:afterAutospacing="1"/>
+        <w:jc w:val="both"/>
       </w:pPr>
       <w:r>
         <w:t xml:space="preserve">Voting Regressor </w:t>
@@ -6093,6 +6154,7 @@
           <w:numId w:val="17"/>
         </w:numPr>
         <w:spacing w:before="100" w:beforeAutospacing="1" w:after="100" w:afterAutospacing="1"/>
+        <w:jc w:val="both"/>
       </w:pPr>
       <w:r>
         <w:t xml:space="preserve">Logistic Regression </w:t>
@@ -6105,6 +6167,7 @@
           <w:numId w:val="17"/>
         </w:numPr>
         <w:spacing w:before="100" w:beforeAutospacing="1" w:after="100" w:afterAutospacing="1"/>
+        <w:jc w:val="both"/>
       </w:pPr>
       <w:r>
         <w:t xml:space="preserve">Isolation Forest </w:t>
@@ -6113,6 +6176,7 @@
     <w:p>
       <w:pPr>
         <w:spacing w:before="100" w:beforeAutospacing="1" w:after="100" w:afterAutospacing="1"/>
+        <w:jc w:val="both"/>
       </w:pPr>
       <w:r>
         <w:t>These models were used for latency prediction, failure prediction, and anomaly detection.</w:t>
@@ -6121,6 +6185,7 @@
     <w:p>
       <w:pPr>
         <w:spacing w:before="100" w:beforeAutospacing="1" w:after="100" w:afterAutospacing="1"/>
+        <w:jc w:val="both"/>
         <w:outlineLvl w:val="1"/>
         <w:rPr>
           <w:b/>
@@ -6133,6 +6198,7 @@
     <w:p>
       <w:pPr>
         <w:spacing w:before="100" w:beforeAutospacing="1" w:after="100" w:afterAutospacing="1"/>
+        <w:jc w:val="both"/>
         <w:outlineLvl w:val="1"/>
         <w:rPr>
           <w:b/>
@@ -6155,6 +6221,7 @@
     <w:p>
       <w:pPr>
         <w:spacing w:before="100" w:beforeAutospacing="1" w:after="100" w:afterAutospacing="1"/>
+        <w:jc w:val="both"/>
       </w:pPr>
       <w:r>
         <w:t>Matplotlib</w:t>
@@ -6174,6 +6241,7 @@
     <w:p>
       <w:pPr>
         <w:spacing w:before="100" w:beforeAutospacing="1" w:after="100" w:afterAutospacing="1"/>
+        <w:jc w:val="both"/>
         <w:outlineLvl w:val="1"/>
         <w:rPr>
           <w:b/>
@@ -6215,6 +6283,7 @@
     <w:p>
       <w:pPr>
         <w:spacing w:before="100" w:beforeAutospacing="1" w:after="100" w:afterAutospacing="1"/>
+        <w:jc w:val="both"/>
       </w:pPr>
       <w:r>
         <w:t xml:space="preserve">The development and testing of the framework were carried out using </w:t>
@@ -6268,6 +6337,7 @@
       <w:pPr>
         <w:pStyle w:val="ListParagraph"/>
         <w:ind w:left="360"/>
+        <w:jc w:val="both"/>
         <w:rPr>
           <w:rFonts w:ascii="Times New Roman" w:hAnsi="Times New Roman"/>
           <w:b/>
@@ -6297,6 +6367,7 @@
         </w:pBdr>
         <w:spacing w:before="277" w:line="748" w:lineRule="auto"/>
         <w:ind w:left="9253" w:right="105" w:hanging="8741"/>
+        <w:jc w:val="both"/>
         <w:rPr>
           <w:b/>
           <w:color w:val="000000"/>
@@ -6315,6 +6386,7 @@
         </w:pBdr>
         <w:spacing w:before="277" w:line="748" w:lineRule="auto"/>
         <w:ind w:left="9253" w:right="105" w:hanging="8741"/>
+        <w:jc w:val="both"/>
         <w:rPr>
           <w:b/>
           <w:color w:val="000000"/>
@@ -6333,6 +6405,7 @@
         </w:pBdr>
         <w:spacing w:before="277" w:line="748" w:lineRule="auto"/>
         <w:ind w:right="105"/>
+        <w:jc w:val="both"/>
         <w:rPr>
           <w:b/>
           <w:color w:val="000000"/>
@@ -6351,6 +6424,7 @@
         </w:pBdr>
         <w:spacing w:before="277" w:line="748" w:lineRule="auto"/>
         <w:ind w:right="105"/>
+        <w:jc w:val="both"/>
         <w:rPr>
           <w:b/>
           <w:color w:val="000000"/>
@@ -6369,6 +6443,7 @@
         </w:pBdr>
         <w:spacing w:before="277" w:line="748" w:lineRule="auto"/>
         <w:ind w:right="105"/>
+        <w:jc w:val="both"/>
         <w:rPr>
           <w:b/>
           <w:color w:val="000000"/>
@@ -6387,6 +6462,7 @@
         </w:pBdr>
         <w:spacing w:before="277" w:line="748" w:lineRule="auto"/>
         <w:ind w:right="105"/>
+        <w:jc w:val="both"/>
         <w:rPr>
           <w:b/>
           <w:color w:val="000000"/>
@@ -6405,6 +6481,7 @@
         </w:pBdr>
         <w:spacing w:before="277" w:line="748" w:lineRule="auto"/>
         <w:ind w:right="105"/>
+        <w:jc w:val="both"/>
         <w:rPr>
           <w:b/>
           <w:color w:val="000000"/>
@@ -6423,6 +6500,7 @@
         </w:pBdr>
         <w:spacing w:before="277" w:line="748" w:lineRule="auto"/>
         <w:ind w:right="105"/>
+        <w:jc w:val="both"/>
         <w:rPr>
           <w:b/>
           <w:color w:val="000000"/>
@@ -6441,6 +6519,7 @@
         </w:pBdr>
         <w:spacing w:before="277" w:line="748" w:lineRule="auto"/>
         <w:ind w:right="105"/>
+        <w:jc w:val="both"/>
         <w:rPr>
           <w:b/>
           <w:color w:val="000000"/>
@@ -6454,6 +6533,7 @@
           <w:ilvl w:val="0"/>
           <w:numId w:val="14"/>
         </w:numPr>
+        <w:jc w:val="both"/>
         <w:rPr>
           <w:rFonts w:ascii="Times New Roman" w:hAnsi="Times New Roman"/>
           <w:b/>
@@ -6474,6 +6554,7 @@
     <w:p>
       <w:pPr>
         <w:spacing w:before="100" w:beforeAutospacing="1" w:after="100" w:afterAutospacing="1"/>
+        <w:jc w:val="both"/>
       </w:pPr>
       <w:r>
         <w:t xml:space="preserve">The implementation of the </w:t>
@@ -6489,6 +6570,7 @@
       <w:pPr>
         <w:spacing w:before="100" w:beforeAutospacing="1" w:after="100" w:afterAutospacing="1"/>
         <w:ind w:left="720" w:hanging="720"/>
+        <w:jc w:val="both"/>
         <w:outlineLvl w:val="1"/>
         <w:rPr>
           <w:b/>
@@ -6519,6 +6601,7 @@
     <w:p>
       <w:pPr>
         <w:spacing w:before="100" w:beforeAutospacing="1" w:after="100" w:afterAutospacing="1"/>
+        <w:jc w:val="both"/>
       </w:pPr>
       <w:r>
         <w:t xml:space="preserve">A </w:t>
@@ -6546,6 +6629,7 @@
     <w:p>
       <w:pPr>
         <w:spacing w:before="100" w:beforeAutospacing="1" w:after="100" w:afterAutospacing="1"/>
+        <w:jc w:val="both"/>
         <w:outlineLvl w:val="1"/>
         <w:rPr>
           <w:b/>
@@ -6567,6 +6651,7 @@
     <w:p>
       <w:pPr>
         <w:spacing w:before="100" w:beforeAutospacing="1" w:after="100" w:afterAutospacing="1"/>
+        <w:jc w:val="both"/>
       </w:pPr>
       <w:r>
         <w:t xml:space="preserve">An asynchronous load generator was created using </w:t>
@@ -6591,6 +6676,7 @@
     <w:p>
       <w:pPr>
         <w:spacing w:before="100" w:beforeAutospacing="1" w:after="100" w:afterAutospacing="1"/>
+        <w:jc w:val="both"/>
       </w:pPr>
       <w:r>
         <w:t>This approach made the load testing process efficient and scalable while generating realistic traffic patterns.</w:t>
@@ -6599,6 +6685,7 @@
     <w:p>
       <w:pPr>
         <w:spacing w:before="100" w:beforeAutospacing="1" w:after="100" w:afterAutospacing="1"/>
+        <w:jc w:val="both"/>
         <w:outlineLvl w:val="1"/>
         <w:rPr>
           <w:b/>
@@ -6620,6 +6707,7 @@
     <w:p>
       <w:pPr>
         <w:spacing w:before="100" w:beforeAutospacing="1" w:after="100" w:afterAutospacing="1"/>
+        <w:jc w:val="both"/>
       </w:pPr>
       <w:r>
         <w:t>During execution, the framework recorded important system metrics such as:</w:t>
@@ -6632,6 +6720,7 @@
           <w:numId w:val="18"/>
         </w:numPr>
         <w:spacing w:before="100" w:beforeAutospacing="1" w:after="100" w:afterAutospacing="1"/>
+        <w:jc w:val="both"/>
       </w:pPr>
       <w:r>
         <w:t xml:space="preserve">Latency </w:t>
@@ -6644,6 +6733,7 @@
           <w:numId w:val="18"/>
         </w:numPr>
         <w:spacing w:before="100" w:beforeAutospacing="1" w:after="100" w:afterAutospacing="1"/>
+        <w:jc w:val="both"/>
       </w:pPr>
       <w:r>
         <w:t xml:space="preserve">Throughput </w:t>
@@ -6656,6 +6746,7 @@
           <w:numId w:val="18"/>
         </w:numPr>
         <w:spacing w:before="100" w:beforeAutospacing="1" w:after="100" w:afterAutospacing="1"/>
+        <w:jc w:val="both"/>
       </w:pPr>
       <w:r>
         <w:t xml:space="preserve">Error Rate </w:t>
@@ -6668,6 +6759,7 @@
           <w:numId w:val="18"/>
         </w:numPr>
         <w:spacing w:before="100" w:beforeAutospacing="1" w:after="100" w:afterAutospacing="1"/>
+        <w:jc w:val="both"/>
       </w:pPr>
       <w:r>
         <w:t xml:space="preserve">Concurrent Users </w:t>
@@ -6676,6 +6768,7 @@
     <w:p>
       <w:pPr>
         <w:spacing w:before="100" w:beforeAutospacing="1" w:after="100" w:afterAutospacing="1"/>
+        <w:jc w:val="both"/>
       </w:pPr>
       <w:r>
         <w:t>The collected data was stored in a structured format for further processing and analysis.</w:t>
@@ -6684,6 +6777,7 @@
     <w:p>
       <w:pPr>
         <w:spacing w:before="100" w:beforeAutospacing="1" w:after="100" w:afterAutospacing="1"/>
+        <w:jc w:val="both"/>
         <w:outlineLvl w:val="1"/>
         <w:rPr>
           <w:b/>
@@ -6705,6 +6799,7 @@
     <w:p>
       <w:pPr>
         <w:spacing w:before="100" w:beforeAutospacing="1" w:after="100" w:afterAutospacing="1"/>
+        <w:jc w:val="both"/>
       </w:pPr>
       <w:r>
         <w:t xml:space="preserve">The collected performance metrics were processed to derive additional features such as </w:t>
@@ -6751,6 +6846,7 @@
     <w:p>
       <w:pPr>
         <w:spacing w:before="100" w:beforeAutospacing="1" w:after="100" w:afterAutospacing="1"/>
+        <w:jc w:val="both"/>
       </w:pPr>
       <w:r>
         <w:t xml:space="preserve">Regression models like </w:t>
@@ -6843,6 +6939,7 @@
     <w:p>
       <w:pPr>
         <w:spacing w:before="100" w:beforeAutospacing="1" w:after="100" w:afterAutospacing="1"/>
+        <w:jc w:val="both"/>
       </w:pPr>
       <w:r>
         <w:rPr>
@@ -6858,6 +6955,7 @@
     <w:p>
       <w:pPr>
         <w:spacing w:before="100" w:beforeAutospacing="1" w:after="100" w:afterAutospacing="1"/>
+        <w:jc w:val="both"/>
       </w:pPr>
       <w:r>
         <w:t xml:space="preserve">The </w:t>
@@ -6888,6 +6986,7 @@
     <w:p>
       <w:pPr>
         <w:spacing w:before="100" w:beforeAutospacing="1" w:after="100" w:afterAutospacing="1"/>
+        <w:jc w:val="both"/>
         <w:outlineLvl w:val="1"/>
         <w:rPr>
           <w:b/>
@@ -6909,6 +7008,7 @@
     <w:p>
       <w:pPr>
         <w:spacing w:before="100" w:beforeAutospacing="1" w:after="100" w:afterAutospacing="1"/>
+        <w:jc w:val="both"/>
       </w:pPr>
       <w:r>
         <w:t xml:space="preserve">The trained machine learning models were used as a </w:t>
@@ -6939,6 +7039,7 @@
     <w:p>
       <w:pPr>
         <w:spacing w:before="100" w:beforeAutospacing="1" w:after="100" w:afterAutospacing="1"/>
+        <w:jc w:val="both"/>
         <w:outlineLvl w:val="1"/>
         <w:rPr>
           <w:b/>
@@ -6960,6 +7061,7 @@
     <w:p>
       <w:pPr>
         <w:spacing w:before="100" w:beforeAutospacing="1" w:after="100" w:afterAutospacing="1"/>
+        <w:jc w:val="both"/>
       </w:pPr>
       <w:r>
         <w:t xml:space="preserve">The final outputs were visualized using graphs generated with </w:t>
@@ -6982,6 +7084,7 @@
           <w:numId w:val="19"/>
         </w:numPr>
         <w:spacing w:before="100" w:beforeAutospacing="1" w:after="100" w:afterAutospacing="1"/>
+        <w:jc w:val="both"/>
       </w:pPr>
       <w:r>
         <w:t xml:space="preserve">Latency vs Concurrent Users </w:t>
@@ -6994,6 +7097,7 @@
           <w:numId w:val="19"/>
         </w:numPr>
         <w:spacing w:before="100" w:beforeAutospacing="1" w:after="100" w:afterAutospacing="1"/>
+        <w:jc w:val="both"/>
       </w:pPr>
       <w:r>
         <w:t xml:space="preserve">Actual vs Predicted Latency </w:t>
@@ -7006,6 +7110,7 @@
           <w:numId w:val="19"/>
         </w:numPr>
         <w:spacing w:before="100" w:beforeAutospacing="1" w:after="100" w:afterAutospacing="1"/>
+        <w:jc w:val="both"/>
       </w:pPr>
       <w:r>
         <w:t xml:space="preserve">Failure Probability vs Users </w:t>
@@ -7018,6 +7123,7 @@
           <w:numId w:val="19"/>
         </w:numPr>
         <w:spacing w:before="100" w:beforeAutospacing="1" w:after="100" w:afterAutospacing="1"/>
+        <w:jc w:val="both"/>
       </w:pPr>
       <w:r>
         <w:t xml:space="preserve">Anomaly Detection Results </w:t>
@@ -7026,6 +7132,7 @@
     <w:p>
       <w:pPr>
         <w:spacing w:before="100" w:beforeAutospacing="1" w:after="100" w:afterAutospacing="1"/>
+        <w:jc w:val="both"/>
       </w:pPr>
       <w:r>
         <w:t>These visualizations helped evaluate the accuracy of predictions and overall system performance.</w:t>
@@ -7033,24 +7140,27 @@
     </w:p>
     <w:p>
       <w:pPr>
-        <w:rPr>
-          <w:bCs/>
-          <w:sz w:val="28"/>
-          <w:szCs w:val="28"/>
-        </w:rPr>
-      </w:pPr>
-    </w:p>
-    <w:p>
-      <w:pPr>
-        <w:rPr>
-          <w:b/>
-          <w:sz w:val="28"/>
-          <w:szCs w:val="28"/>
-        </w:rPr>
-      </w:pPr>
-    </w:p>
-    <w:p>
-      <w:pPr>
+        <w:jc w:val="both"/>
+        <w:rPr>
+          <w:bCs/>
+          <w:sz w:val="28"/>
+          <w:szCs w:val="28"/>
+        </w:rPr>
+      </w:pPr>
+    </w:p>
+    <w:p>
+      <w:pPr>
+        <w:jc w:val="both"/>
+        <w:rPr>
+          <w:b/>
+          <w:sz w:val="28"/>
+          <w:szCs w:val="28"/>
+        </w:rPr>
+      </w:pPr>
+    </w:p>
+    <w:p>
+      <w:pPr>
+        <w:jc w:val="both"/>
         <w:rPr>
           <w:b/>
           <w:sz w:val="28"/>
@@ -7070,6 +7180,7 @@
         </w:pBdr>
         <w:spacing w:before="277" w:line="748" w:lineRule="auto"/>
         <w:ind w:right="105"/>
+        <w:jc w:val="both"/>
         <w:rPr>
           <w:b/>
           <w:color w:val="000000"/>
@@ -7088,6 +7199,7 @@
         </w:pBdr>
         <w:spacing w:before="277" w:line="748" w:lineRule="auto"/>
         <w:ind w:right="105"/>
+        <w:jc w:val="both"/>
         <w:rPr>
           <w:b/>
           <w:color w:val="000000"/>
@@ -7106,6 +7218,7 @@
         </w:pBdr>
         <w:spacing w:before="277" w:line="748" w:lineRule="auto"/>
         <w:ind w:right="105"/>
+        <w:jc w:val="both"/>
         <w:rPr>
           <w:b/>
           <w:color w:val="000000"/>
@@ -7124,6 +7237,7 @@
         </w:pBdr>
         <w:spacing w:before="277" w:line="748" w:lineRule="auto"/>
         <w:ind w:right="105"/>
+        <w:jc w:val="both"/>
         <w:rPr>
           <w:b/>
           <w:color w:val="000000"/>
@@ -7142,6 +7256,7 @@
         </w:pBdr>
         <w:spacing w:before="277" w:line="748" w:lineRule="auto"/>
         <w:ind w:right="105"/>
+        <w:jc w:val="both"/>
         <w:rPr>
           <w:b/>
           <w:color w:val="000000"/>
@@ -7155,6 +7270,7 @@
           <w:ilvl w:val="0"/>
           <w:numId w:val="14"/>
         </w:numPr>
+        <w:jc w:val="both"/>
         <w:rPr>
           <w:rFonts w:ascii="Times New Roman" w:hAnsi="Times New Roman"/>
           <w:b/>
@@ -7176,6 +7292,7 @@
     <w:p>
       <w:pPr>
         <w:pStyle w:val="NormalWeb"/>
+        <w:jc w:val="both"/>
       </w:pPr>
       <w:r>
         <w:t xml:space="preserve">The experimental results obtained from the </w:t>
@@ -7209,6 +7326,7 @@
     <w:p>
       <w:pPr>
         <w:pStyle w:val="Heading2"/>
+        <w:jc w:val="both"/>
         <w:rPr>
           <w:sz w:val="28"/>
           <w:szCs w:val="28"/>
@@ -7228,6 +7346,7 @@
     <w:p>
       <w:pPr>
         <w:pStyle w:val="NormalWeb"/>
+        <w:jc w:val="both"/>
       </w:pPr>
       <w:r>
         <w:t>During load testing, the system performed efficiently under low and moderate user loads, maintaining low latency and minimal error rates. However, as the number of concurrent users increased, the system showed a gradual rise in response latency and error rate, indicating increased stress on system resources.</w:t>
@@ -7236,6 +7355,7 @@
     <w:p>
       <w:pPr>
         <w:pStyle w:val="NormalWeb"/>
+        <w:jc w:val="both"/>
       </w:pPr>
       <w:r>
         <w:rPr>
@@ -7298,6 +7418,7 @@
     <w:p>
       <w:pPr>
         <w:pStyle w:val="NormalWeb"/>
+        <w:jc w:val="both"/>
       </w:pPr>
       <w:r>
         <w:rPr>
@@ -7310,6 +7431,7 @@
     <w:p>
       <w:pPr>
         <w:pStyle w:val="Heading2"/>
+        <w:jc w:val="both"/>
         <w:rPr>
           <w:sz w:val="28"/>
           <w:szCs w:val="28"/>
@@ -7329,6 +7451,7 @@
     <w:p>
       <w:pPr>
         <w:pStyle w:val="NormalWeb"/>
+        <w:jc w:val="both"/>
       </w:pPr>
       <w:r>
         <w:t xml:space="preserve">The machine learning models were able to predict system latency with good accuracy based on the collected performance metrics. Among the regression models used, the </w:t>
@@ -7362,6 +7485,7 @@
     <w:p>
       <w:pPr>
         <w:pStyle w:val="NormalWeb"/>
+        <w:jc w:val="both"/>
       </w:pPr>
       <w:r>
         <w:t>The comparison between actual latency and predicted latency showed a close match, validating the effectiveness of the predictive model.</w:t>
@@ -7370,6 +7494,7 @@
     <w:p>
       <w:pPr>
         <w:pStyle w:val="NormalWeb"/>
+        <w:jc w:val="both"/>
       </w:pPr>
       <w:r>
         <w:rPr>
@@ -7423,21 +7548,25 @@
     <w:p>
       <w:pPr>
         <w:pStyle w:val="NormalWeb"/>
+        <w:jc w:val="both"/>
       </w:pPr>
     </w:p>
     <w:p>
       <w:pPr>
         <w:pStyle w:val="NormalWeb"/>
+        <w:jc w:val="both"/>
       </w:pPr>
     </w:p>
     <w:p>
       <w:pPr>
         <w:pStyle w:val="NormalWeb"/>
+        <w:jc w:val="both"/>
       </w:pPr>
     </w:p>
     <w:p>
       <w:pPr>
         <w:pStyle w:val="NormalWeb"/>
+        <w:jc w:val="both"/>
       </w:pPr>
       <w:r>
         <w:rPr>
@@ -7450,11 +7579,13 @@
     <w:p>
       <w:pPr>
         <w:pStyle w:val="NormalWeb"/>
+        <w:jc w:val="both"/>
       </w:pPr>
     </w:p>
     <w:p>
       <w:pPr>
         <w:pStyle w:val="Heading2"/>
+        <w:jc w:val="both"/>
         <w:rPr>
           <w:sz w:val="28"/>
           <w:szCs w:val="28"/>
@@ -7475,6 +7606,7 @@
     <w:p>
       <w:pPr>
         <w:pStyle w:val="NormalWeb"/>
+        <w:jc w:val="both"/>
       </w:pPr>
       <w:r>
         <w:t xml:space="preserve">The </w:t>
@@ -7494,6 +7626,7 @@
     <w:p>
       <w:pPr>
         <w:pStyle w:val="NormalWeb"/>
+        <w:jc w:val="both"/>
       </w:pPr>
       <w:r>
         <w:rPr>
@@ -7550,6 +7683,7 @@
     <w:p>
       <w:pPr>
         <w:pStyle w:val="NormalWeb"/>
+        <w:jc w:val="both"/>
         <w:rPr>
           <w:b/>
           <w:bCs/>
@@ -7559,6 +7693,7 @@
     <w:p>
       <w:pPr>
         <w:pStyle w:val="NormalWeb"/>
+        <w:jc w:val="both"/>
       </w:pPr>
       <w:r>
         <w:rPr>
@@ -7571,6 +7706,7 @@
     <w:p>
       <w:pPr>
         <w:pStyle w:val="Heading2"/>
+        <w:jc w:val="both"/>
         <w:rPr>
           <w:sz w:val="28"/>
           <w:szCs w:val="28"/>
@@ -7590,6 +7726,7 @@
     <w:p>
       <w:pPr>
         <w:pStyle w:val="NormalWeb"/>
+        <w:jc w:val="both"/>
       </w:pPr>
       <w:r>
         <w:t xml:space="preserve">The </w:t>
@@ -7629,6 +7766,7 @@
     <w:p>
       <w:pPr>
         <w:pStyle w:val="NormalWeb"/>
+        <w:jc w:val="both"/>
       </w:pPr>
       <w:r>
         <w:t>Anomaly detection improved the reliability of the framework by providing proactive alerts before complete system breakdown.</w:t>
@@ -7637,6 +7775,7 @@
     <w:p>
       <w:pPr>
         <w:pStyle w:val="NormalWeb"/>
+        <w:jc w:val="both"/>
       </w:pPr>
       <w:r>
         <w:rPr>
@@ -7690,21 +7829,25 @@
     <w:p>
       <w:pPr>
         <w:pStyle w:val="NormalWeb"/>
+        <w:jc w:val="both"/>
       </w:pPr>
     </w:p>
     <w:p>
       <w:pPr>
         <w:pStyle w:val="NormalWeb"/>
+        <w:jc w:val="both"/>
       </w:pPr>
     </w:p>
     <w:p>
       <w:pPr>
         <w:pStyle w:val="NormalWeb"/>
+        <w:jc w:val="both"/>
       </w:pPr>
     </w:p>
     <w:p>
       <w:pPr>
         <w:pStyle w:val="NormalWeb"/>
+        <w:jc w:val="both"/>
         <w:rPr>
           <w:rStyle w:val="Strong"/>
           <w:b w:val="0"/>
@@ -7722,12 +7865,7 @@
     <w:p>
       <w:pPr>
         <w:pStyle w:val="Heading2"/>
-        <w:rPr>
-          <w:sz w:val="28"/>
-          <w:szCs w:val="28"/>
-        </w:rPr>
-      </w:pPr>
-      <w:r>
+        <w:jc w:val="both"/>
         <w:rPr>
           <w:rStyle w:val="Strong"/>
           <w:b/>
@@ -7735,12 +7873,32 @@
           <w:sz w:val="28"/>
           <w:szCs w:val="28"/>
         </w:rPr>
+      </w:pPr>
+    </w:p>
+    <w:p>
+      <w:pPr>
+        <w:pStyle w:val="Heading2"/>
+        <w:jc w:val="both"/>
+        <w:rPr>
+          <w:sz w:val="28"/>
+          <w:szCs w:val="28"/>
+        </w:rPr>
+      </w:pPr>
+      <w:r>
+        <w:rPr>
+          <w:rStyle w:val="Strong"/>
+          <w:b/>
+          <w:bCs w:val="0"/>
+          <w:sz w:val="28"/>
+          <w:szCs w:val="28"/>
+        </w:rPr>
         <w:t>5.5 Digital Twin Simulation Results</w:t>
       </w:r>
     </w:p>
     <w:p>
       <w:pPr>
         <w:pStyle w:val="NormalWeb"/>
+        <w:jc w:val="both"/>
       </w:pPr>
       <w:r>
         <w:t xml:space="preserve">The digital twin simulation successfully </w:t>
@@ -7763,12 +7921,12 @@
     <w:p>
       <w:pPr>
         <w:pStyle w:val="NormalWeb"/>
+        <w:jc w:val="both"/>
       </w:pPr>
       <w:r>
         <w:rPr>
           <w:noProof/>
         </w:rPr>
-        <w:lastRenderedPageBreak/>
         <w:drawing>
           <wp:anchor distT="0" distB="0" distL="114300" distR="114300" simplePos="0" relativeHeight="251662336" behindDoc="0" locked="0" layoutInCell="1" hidden="0" allowOverlap="1" wp14:anchorId="2A9B5348" wp14:editId="6AF54AAE">
             <wp:simplePos x="0" y="0"/>
@@ -7820,6 +7978,7 @@
     <w:p>
       <w:pPr>
         <w:pStyle w:val="NormalWeb"/>
+        <w:jc w:val="both"/>
         <w:rPr>
           <w:b/>
           <w:bCs/>
@@ -7829,6 +7988,7 @@
     <w:p>
       <w:pPr>
         <w:pStyle w:val="NormalWeb"/>
+        <w:jc w:val="both"/>
       </w:pPr>
       <w:r>
         <w:rPr>
@@ -7841,6 +8001,7 @@
     <w:p>
       <w:pPr>
         <w:pStyle w:val="Heading2"/>
+        <w:jc w:val="both"/>
         <w:rPr>
           <w:sz w:val="28"/>
           <w:szCs w:val="28"/>
@@ -7860,6 +8021,7 @@
     <w:p>
       <w:pPr>
         <w:pStyle w:val="NormalWeb"/>
+        <w:jc w:val="both"/>
       </w:pPr>
       <w:r>
         <w:t xml:space="preserve">The overall implementation proved that integrating </w:t>
@@ -7890,6 +8052,7 @@
           <w:numId w:val="20"/>
         </w:numPr>
         <w:spacing w:before="100" w:beforeAutospacing="1" w:after="100" w:afterAutospacing="1"/>
+        <w:jc w:val="both"/>
         <w:rPr>
           <w:b/>
           <w:bCs/>
@@ -7918,6 +8081,7 @@
           <w:numId w:val="20"/>
         </w:numPr>
         <w:spacing w:before="100" w:beforeAutospacing="1" w:after="100" w:afterAutospacing="1"/>
+        <w:jc w:val="both"/>
         <w:rPr>
           <w:b/>
           <w:bCs/>
@@ -7946,6 +8110,7 @@
           <w:numId w:val="20"/>
         </w:numPr>
         <w:spacing w:before="100" w:beforeAutospacing="1" w:after="100" w:afterAutospacing="1"/>
+        <w:jc w:val="both"/>
         <w:rPr>
           <w:b/>
           <w:bCs/>
@@ -7974,6 +8139,7 @@
           <w:numId w:val="20"/>
         </w:numPr>
         <w:spacing w:before="100" w:beforeAutospacing="1" w:after="100" w:afterAutospacing="1"/>
+        <w:jc w:val="both"/>
         <w:rPr>
           <w:b/>
           <w:bCs/>
@@ -7998,6 +8164,7 @@
     <w:p>
       <w:pPr>
         <w:pStyle w:val="NormalWeb"/>
+        <w:jc w:val="both"/>
       </w:pPr>
       <w:r>
         <w:t>This framework provides developers with proactive insights for optimizing system performance and improving application reliability.</w:t>
@@ -8015,6 +8182,7 @@
         </w:pBdr>
         <w:spacing w:before="277" w:line="748" w:lineRule="auto"/>
         <w:ind w:right="105"/>
+        <w:jc w:val="both"/>
         <w:rPr>
           <w:b/>
           <w:color w:val="000000"/>
@@ -8033,6 +8201,7 @@
         </w:pBdr>
         <w:spacing w:before="277" w:line="748" w:lineRule="auto"/>
         <w:ind w:right="105"/>
+        <w:jc w:val="both"/>
         <w:rPr>
           <w:b/>
           <w:color w:val="000000"/>
@@ -8051,6 +8220,7 @@
         </w:pBdr>
         <w:spacing w:before="277" w:line="748" w:lineRule="auto"/>
         <w:ind w:right="105"/>
+        <w:jc w:val="both"/>
         <w:rPr>
           <w:b/>
           <w:color w:val="000000"/>
@@ -8069,6 +8239,7 @@
         </w:pBdr>
         <w:spacing w:before="277" w:line="748" w:lineRule="auto"/>
         <w:ind w:right="105"/>
+        <w:jc w:val="both"/>
         <w:rPr>
           <w:b/>
           <w:color w:val="000000"/>
@@ -8087,6 +8258,7 @@
         </w:pBdr>
         <w:spacing w:before="277" w:line="748" w:lineRule="auto"/>
         <w:ind w:right="105"/>
+        <w:jc w:val="both"/>
         <w:rPr>
           <w:b/>
           <w:color w:val="000000"/>
@@ -8100,6 +8272,7 @@
           <w:ilvl w:val="0"/>
           <w:numId w:val="14"/>
         </w:numPr>
+        <w:jc w:val="both"/>
         <w:rPr>
           <w:rFonts w:ascii="Times New Roman" w:hAnsi="Times New Roman"/>
           <w:b/>
@@ -8114,13 +8287,13 @@
           <w:sz w:val="32"/>
           <w:szCs w:val="32"/>
         </w:rPr>
-        <w:lastRenderedPageBreak/>
         <w:t>Conclusion and Future Scope</w:t>
       </w:r>
     </w:p>
     <w:p>
       <w:pPr>
         <w:spacing w:before="100" w:beforeAutospacing="1" w:after="100" w:afterAutospacing="1"/>
+        <w:jc w:val="both"/>
       </w:pPr>
       <w:r>
         <w:t xml:space="preserve">The </w:t>
@@ -8168,6 +8341,7 @@
     <w:p>
       <w:pPr>
         <w:spacing w:before="100" w:beforeAutospacing="1" w:after="100" w:afterAutospacing="1"/>
+        <w:jc w:val="both"/>
       </w:pPr>
       <w:r>
         <w:t xml:space="preserve">The experimental results showed that the system could accurately predict response latency, detect abnormal </w:t>
@@ -8182,6 +8356,7 @@
     <w:p>
       <w:pPr>
         <w:spacing w:before="100" w:beforeAutospacing="1" w:after="100" w:afterAutospacing="1"/>
+        <w:jc w:val="both"/>
       </w:pPr>
       <w:r>
         <w:t xml:space="preserve">The integration of a </w:t>
@@ -8200,6 +8375,7 @@
     <w:p>
       <w:pPr>
         <w:spacing w:before="100" w:beforeAutospacing="1" w:after="100" w:afterAutospacing="1"/>
+        <w:jc w:val="both"/>
         <w:outlineLvl w:val="2"/>
         <w:rPr>
           <w:b/>
@@ -8230,6 +8406,7 @@
     <w:p>
       <w:pPr>
         <w:spacing w:before="100" w:beforeAutospacing="1" w:after="100" w:afterAutospacing="1"/>
+        <w:jc w:val="both"/>
       </w:pPr>
       <w:r>
         <w:t>The project can be further enhanced in the following ways:</w:t>
@@ -8242,6 +8419,7 @@
           <w:numId w:val="21"/>
         </w:numPr>
         <w:spacing w:before="100" w:beforeAutospacing="1" w:after="100" w:afterAutospacing="1"/>
+        <w:jc w:val="both"/>
       </w:pPr>
       <w:r>
         <w:t xml:space="preserve">Extending the framework to support </w:t>
@@ -8260,6 +8438,7 @@
           <w:numId w:val="21"/>
         </w:numPr>
         <w:spacing w:before="100" w:beforeAutospacing="1" w:after="100" w:afterAutospacing="1"/>
+        <w:jc w:val="both"/>
       </w:pPr>
       <w:r>
         <w:t xml:space="preserve">Integrating </w:t>
@@ -8278,6 +8457,7 @@
           <w:numId w:val="21"/>
         </w:numPr>
         <w:spacing w:before="100" w:beforeAutospacing="1" w:after="100" w:afterAutospacing="1"/>
+        <w:jc w:val="both"/>
       </w:pPr>
       <w:r>
         <w:t xml:space="preserve">Applying </w:t>
@@ -8296,6 +8476,7 @@
           <w:numId w:val="21"/>
         </w:numPr>
         <w:spacing w:before="100" w:beforeAutospacing="1" w:after="100" w:afterAutospacing="1"/>
+        <w:jc w:val="both"/>
       </w:pPr>
       <w:r>
         <w:t xml:space="preserve">Expanding support for </w:t>
@@ -8314,6 +8495,7 @@
           <w:numId w:val="21"/>
         </w:numPr>
         <w:spacing w:before="100" w:beforeAutospacing="1" w:after="100" w:afterAutospacing="1"/>
+        <w:jc w:val="both"/>
       </w:pPr>
       <w:r>
         <w:t xml:space="preserve">Building a </w:t>
@@ -8328,6 +8510,7 @@
     <w:p>
       <w:pPr>
         <w:spacing w:before="100" w:beforeAutospacing="1" w:after="100" w:afterAutospacing="1"/>
+        <w:jc w:val="both"/>
       </w:pPr>
       <w:r>
         <w:t>These improvements can make the framework more scalable, intelligent, and suitable for enterprise-level performance testing applications.</w:t>
@@ -8336,50 +8519,60 @@
     <w:p>
       <w:pPr>
         <w:spacing w:before="100" w:beforeAutospacing="1" w:after="100" w:afterAutospacing="1"/>
+        <w:jc w:val="both"/>
       </w:pPr>
     </w:p>
     <w:p>
       <w:pPr>
         <w:spacing w:before="100" w:beforeAutospacing="1" w:after="100" w:afterAutospacing="1"/>
+        <w:jc w:val="both"/>
       </w:pPr>
     </w:p>
     <w:p>
       <w:pPr>
         <w:spacing w:before="100" w:beforeAutospacing="1" w:after="100" w:afterAutospacing="1"/>
+        <w:jc w:val="both"/>
       </w:pPr>
     </w:p>
     <w:p>
       <w:pPr>
         <w:spacing w:before="100" w:beforeAutospacing="1" w:after="100" w:afterAutospacing="1"/>
+        <w:jc w:val="both"/>
       </w:pPr>
     </w:p>
     <w:p>
       <w:pPr>
         <w:spacing w:before="100" w:beforeAutospacing="1" w:after="100" w:afterAutospacing="1"/>
+        <w:jc w:val="both"/>
       </w:pPr>
     </w:p>
     <w:p>
       <w:pPr>
         <w:spacing w:before="100" w:beforeAutospacing="1" w:after="100" w:afterAutospacing="1"/>
+        <w:jc w:val="both"/>
       </w:pPr>
     </w:p>
     <w:p>
       <w:pPr>
         <w:spacing w:before="100" w:beforeAutospacing="1" w:after="100" w:afterAutospacing="1"/>
+        <w:jc w:val="both"/>
       </w:pPr>
     </w:p>
     <w:p>
       <w:pPr>
         <w:spacing w:before="100" w:beforeAutospacing="1" w:after="100" w:afterAutospacing="1"/>
+        <w:jc w:val="both"/>
       </w:pPr>
     </w:p>
     <w:p>
       <w:pPr>
         <w:spacing w:before="100" w:beforeAutospacing="1" w:after="100" w:afterAutospacing="1"/>
-      </w:pPr>
-    </w:p>
-    <w:p>
-      <w:pPr>
+        <w:jc w:val="both"/>
+      </w:pPr>
+    </w:p>
+    <w:p>
+      <w:pPr>
+        <w:jc w:val="both"/>
         <w:rPr>
           <w:b/>
           <w:sz w:val="32"/>
@@ -8392,12 +8585,12 @@
           <w:sz w:val="32"/>
           <w:szCs w:val="32"/>
         </w:rPr>
-        <w:lastRenderedPageBreak/>
         <w:t>References</w:t>
       </w:r>
     </w:p>
     <w:p>
       <w:pPr>
+        <w:jc w:val="both"/>
         <w:rPr>
           <w:b/>
           <w:sz w:val="32"/>
@@ -8727,6 +8920,7 @@
     </w:p>
     <w:p>
       <w:pPr>
+        <w:jc w:val="both"/>
         <w:rPr>
           <w:b/>
           <w:sz w:val="32"/>
@@ -8736,6 +8930,7 @@
     </w:p>
     <w:p>
       <w:pPr>
+        <w:jc w:val="both"/>
         <w:rPr>
           <w:b/>
           <w:sz w:val="32"/>
@@ -8745,6 +8940,7 @@
     </w:p>
     <w:p>
       <w:pPr>
+        <w:jc w:val="both"/>
         <w:rPr>
           <w:b/>
           <w:sz w:val="32"/>
@@ -8754,6 +8950,7 @@
     </w:p>
     <w:p>
       <w:pPr>
+        <w:jc w:val="both"/>
         <w:rPr>
           <w:b/>
           <w:sz w:val="32"/>
@@ -8763,6 +8960,7 @@
     </w:p>
     <w:p>
       <w:pPr>
+        <w:jc w:val="both"/>
         <w:rPr>
           <w:b/>
           <w:sz w:val="32"/>
@@ -8772,6 +8970,7 @@
     </w:p>
     <w:p>
       <w:pPr>
+        <w:jc w:val="both"/>
         <w:rPr>
           <w:b/>
           <w:sz w:val="32"/>
@@ -8781,6 +8980,7 @@
     </w:p>
     <w:p>
       <w:pPr>
+        <w:jc w:val="both"/>
         <w:rPr>
           <w:b/>
           <w:sz w:val="32"/>
@@ -8790,6 +8990,7 @@
     </w:p>
     <w:p>
       <w:pPr>
+        <w:jc w:val="both"/>
         <w:rPr>
           <w:b/>
           <w:sz w:val="32"/>
@@ -8799,6 +9000,7 @@
     </w:p>
     <w:p>
       <w:pPr>
+        <w:jc w:val="both"/>
         <w:rPr>
           <w:b/>
           <w:sz w:val="32"/>
@@ -8808,6 +9010,7 @@
     </w:p>
     <w:p>
       <w:pPr>
+        <w:jc w:val="both"/>
         <w:rPr>
           <w:b/>
           <w:sz w:val="32"/>
@@ -8817,6 +9020,7 @@
     </w:p>
     <w:p>
       <w:pPr>
+        <w:jc w:val="both"/>
         <w:rPr>
           <w:b/>
           <w:sz w:val="32"/>
@@ -8826,6 +9030,7 @@
     </w:p>
     <w:p>
       <w:pPr>
+        <w:jc w:val="both"/>
         <w:rPr>
           <w:b/>
           <w:sz w:val="32"/>
@@ -8835,6 +9040,7 @@
     </w:p>
     <w:p>
       <w:pPr>
+        <w:jc w:val="both"/>
         <w:rPr>
           <w:b/>
           <w:sz w:val="32"/>
@@ -8844,6 +9050,7 @@
     </w:p>
     <w:p>
       <w:pPr>
+        <w:jc w:val="both"/>
         <w:rPr>
           <w:b/>
           <w:sz w:val="32"/>
@@ -8853,6 +9060,7 @@
     </w:p>
     <w:p>
       <w:pPr>
+        <w:jc w:val="both"/>
         <w:rPr>
           <w:b/>
           <w:sz w:val="32"/>
@@ -8862,6 +9070,7 @@
     </w:p>
     <w:p>
       <w:pPr>
+        <w:jc w:val="both"/>
         <w:rPr>
           <w:b/>
           <w:sz w:val="32"/>
@@ -8871,6 +9080,7 @@
     </w:p>
     <w:p>
       <w:pPr>
+        <w:jc w:val="both"/>
         <w:rPr>
           <w:b/>
           <w:sz w:val="32"/>
@@ -8880,6 +9090,7 @@
     </w:p>
     <w:p>
       <w:pPr>
+        <w:jc w:val="both"/>
         <w:rPr>
           <w:b/>
           <w:bCs/>
@@ -8890,6 +9101,7 @@
     </w:p>
     <w:p>
       <w:pPr>
+        <w:jc w:val="both"/>
         <w:rPr>
           <w:b/>
           <w:bCs/>
@@ -8904,12 +9116,12 @@
           <w:sz w:val="32"/>
           <w:szCs w:val="32"/>
         </w:rPr>
-        <w:lastRenderedPageBreak/>
         <w:t>APPENDICES</w:t>
       </w:r>
     </w:p>
     <w:p>
       <w:pPr>
+        <w:jc w:val="both"/>
         <w:rPr>
           <w:b/>
           <w:sz w:val="32"/>
@@ -8919,6 +9131,7 @@
     </w:p>
     <w:p>
       <w:pPr>
+        <w:jc w:val="both"/>
         <w:rPr>
           <w:bCs/>
         </w:rPr>
@@ -8932,13 +9145,15 @@
     </w:p>
     <w:p>
       <w:pPr>
-        <w:rPr>
-          <w:bCs/>
-        </w:rPr>
-      </w:pPr>
-    </w:p>
-    <w:p>
-      <w:pPr>
+        <w:jc w:val="both"/>
+        <w:rPr>
+          <w:bCs/>
+        </w:rPr>
+      </w:pPr>
+    </w:p>
+    <w:p>
+      <w:pPr>
+        <w:jc w:val="both"/>
         <w:rPr>
           <w:bCs/>
         </w:rPr>
@@ -8952,6 +9167,7 @@
     </w:p>
     <w:p>
       <w:pPr>
+        <w:jc w:val="both"/>
         <w:rPr>
           <w:bCs/>
         </w:rPr>
@@ -8965,13 +9181,15 @@
     </w:p>
     <w:p>
       <w:pPr>
-        <w:rPr>
-          <w:bCs/>
-        </w:rPr>
-      </w:pPr>
-    </w:p>
-    <w:p>
-      <w:pPr>
+        <w:jc w:val="both"/>
+        <w:rPr>
+          <w:bCs/>
+        </w:rPr>
+      </w:pPr>
+    </w:p>
+    <w:p>
+      <w:pPr>
+        <w:jc w:val="both"/>
         <w:rPr>
           <w:bCs/>
         </w:rPr>
@@ -8985,6 +9203,7 @@
     </w:p>
     <w:p>
       <w:pPr>
+        <w:jc w:val="both"/>
         <w:rPr>
           <w:bCs/>
         </w:rPr>
@@ -9026,13 +9245,15 @@
     </w:p>
     <w:p>
       <w:pPr>
-        <w:rPr>
-          <w:bCs/>
-        </w:rPr>
-      </w:pPr>
-    </w:p>
-    <w:p>
-      <w:pPr>
+        <w:jc w:val="both"/>
+        <w:rPr>
+          <w:bCs/>
+        </w:rPr>
+      </w:pPr>
+    </w:p>
+    <w:p>
+      <w:pPr>
+        <w:jc w:val="both"/>
         <w:rPr>
           <w:bCs/>
         </w:rPr>
@@ -9046,6 +9267,7 @@
     </w:p>
     <w:p>
       <w:pPr>
+        <w:jc w:val="both"/>
         <w:rPr>
           <w:bCs/>
         </w:rPr>
@@ -9059,13 +9281,15 @@
     </w:p>
     <w:p>
       <w:pPr>
-        <w:rPr>
-          <w:bCs/>
-        </w:rPr>
-      </w:pPr>
-    </w:p>
-    <w:p>
-      <w:pPr>
+        <w:jc w:val="both"/>
+        <w:rPr>
+          <w:bCs/>
+        </w:rPr>
+      </w:pPr>
+    </w:p>
+    <w:p>
+      <w:pPr>
+        <w:jc w:val="both"/>
         <w:rPr>
           <w:bCs/>
         </w:rPr>
@@ -9079,6 +9303,7 @@
     </w:p>
     <w:p>
       <w:pPr>
+        <w:jc w:val="both"/>
         <w:rPr>
           <w:bCs/>
         </w:rPr>
@@ -9096,6 +9321,7 @@
           <w:ilvl w:val="0"/>
           <w:numId w:val="22"/>
         </w:numPr>
+        <w:jc w:val="both"/>
         <w:rPr>
           <w:bCs/>
         </w:rPr>
@@ -9113,6 +9339,7 @@
           <w:ilvl w:val="0"/>
           <w:numId w:val="22"/>
         </w:numPr>
+        <w:jc w:val="both"/>
         <w:rPr>
           <w:bCs/>
         </w:rPr>
@@ -9130,6 +9357,7 @@
           <w:ilvl w:val="0"/>
           <w:numId w:val="22"/>
         </w:numPr>
+        <w:jc w:val="both"/>
         <w:rPr>
           <w:bCs/>
         </w:rPr>
@@ -9147,6 +9375,7 @@
           <w:ilvl w:val="0"/>
           <w:numId w:val="22"/>
         </w:numPr>
+        <w:jc w:val="both"/>
         <w:rPr>
           <w:bCs/>
         </w:rPr>
@@ -9164,6 +9393,7 @@
           <w:ilvl w:val="0"/>
           <w:numId w:val="22"/>
         </w:numPr>
+        <w:jc w:val="both"/>
         <w:rPr>
           <w:bCs/>
         </w:rPr>
@@ -9177,13 +9407,15 @@
     </w:p>
     <w:p>
       <w:pPr>
-        <w:rPr>
-          <w:bCs/>
-        </w:rPr>
-      </w:pPr>
-    </w:p>
-    <w:p>
-      <w:pPr>
+        <w:jc w:val="both"/>
+        <w:rPr>
+          <w:bCs/>
+        </w:rPr>
+      </w:pPr>
+    </w:p>
+    <w:p>
+      <w:pPr>
+        <w:jc w:val="both"/>
         <w:rPr>
           <w:bCs/>
         </w:rPr>
@@ -9197,6 +9429,7 @@
     </w:p>
     <w:p>
       <w:pPr>
+        <w:jc w:val="both"/>
         <w:rPr>
           <w:bCs/>
         </w:rPr>
@@ -9210,6 +9443,7 @@
     </w:p>
     <w:p>
       <w:pPr>
+        <w:jc w:val="both"/>
         <w:rPr>
           <w:bCs/>
         </w:rPr>
@@ -13284,28 +13518,28 @@
 </file>
 
 <file path=customXml/item1.xml><?xml version="1.0" encoding="utf-8"?>
-<b:Sources xmlns:b="http://schemas.openxmlformats.org/officeDocument/2006/bibliography" xmlns="http://schemas.openxmlformats.org/officeDocument/2006/bibliography" SelectedStyle="/APASixthEditionOfficeOnline.xsl" StyleName="APA" Version="6"/>
-</file>
-
-<file path=customXml/item2.xml><?xml version="1.0" encoding="utf-8"?>
 <go:gDocsCustomXmlDataStorage xmlns:go="http://customooxmlschemas.google.com/" xmlns:r="http://schemas.openxmlformats.org/officeDocument/2006/relationships">
   <go:docsCustomData xmlns:go="http://customooxmlschemas.google.com/" roundtripDataSignature="AMtx7mjyyKhgxXR1W+a1sApGS0yo4p4nuA==">AMUW2mXODAuIlku6UnZoMC1X8MJIMOs5o93IlqNrACY1U6HRPO5eNQGtMNNJ4rILNfoo99j4Kmtf/nvF+mjDp6ptdLlot1/WDDpg19s3IhkD9wwtNS6PjTZzN2XIc69HV9m5XuwEL+BX71Y1TPMfzA+RfaX6HIYJbe5e4ceYHq4OpEIIiK3reo0DBOm1ZqVOO/BcQM8Alxf+lBs2vVxMLZlDJ41QRAEGYR6iNEUv6gCOrqZoRVf761w=</go:docsCustomData>
 </go:gDocsCustomXmlDataStorage>
 </file>
 
-<file path=customXml/itemProps1.xml><?xml version="1.0" encoding="utf-8"?>
-<ds:datastoreItem xmlns:ds="http://schemas.openxmlformats.org/officeDocument/2006/customXml" ds:itemID="{06FF0162-8029-B24A-9426-50497AC2683E}">
-  <ds:schemaRefs>
-    <ds:schemaRef ds:uri="http://schemas.openxmlformats.org/officeDocument/2006/bibliography"/>
-  </ds:schemaRefs>
-</ds:datastoreItem>
+<file path=customXml/item2.xml><?xml version="1.0" encoding="utf-8"?>
+<b:Sources xmlns:b="http://schemas.openxmlformats.org/officeDocument/2006/bibliography" xmlns="http://schemas.openxmlformats.org/officeDocument/2006/bibliography" SelectedStyle="/APASixthEditionOfficeOnline.xsl" StyleName="APA" Version="6"/>
 </file>
 
-<file path=customXml/itemProps2.xml><?xml version="1.0" encoding="utf-8"?>
+<file path=customXml/itemProps1.xml><?xml version="1.0" encoding="utf-8"?>
 <ds:datastoreItem xmlns:ds="http://schemas.openxmlformats.org/officeDocument/2006/customXml" ds:itemID="{11111111-1234-1234-1234-123412341234}">
   <ds:schemaRefs>
     <ds:schemaRef ds:uri="http://customooxmlschemas.google.com/"/>
     <ds:schemaRef ds:uri="http://schemas.openxmlformats.org/officeDocument/2006/relationships"/>
   </ds:schemaRefs>
 </ds:datastoreItem>
+</file>
+
+<file path=customXml/itemProps2.xml><?xml version="1.0" encoding="utf-8"?>
+<ds:datastoreItem xmlns:ds="http://schemas.openxmlformats.org/officeDocument/2006/customXml" ds:itemID="{06FF0162-8029-B24A-9426-50497AC2683E}">
+  <ds:schemaRefs>
+    <ds:schemaRef ds:uri="http://schemas.openxmlformats.org/officeDocument/2006/bibliography"/>
+  </ds:schemaRefs>
+</ds:datastoreItem>
 </file>